--- a/zht/docx/20.content.docx
+++ b/zht/docx/20.content.docx
@@ -136,13 +136,6 @@
         <w:rPr>
           <w:lang w:val="zh_TW" w:bidi="zh_TW"/>
         </w:rPr>
-      </w:r>
-      <w:r>
-        <w:rPr>
-          <w:i/>
-          <w:lang w:val="zh_TW" w:bidi="zh_TW"/>
-        </w:rPr>
-        <w:t>箴言 1:1, 箴言 1:3, 箴言 1:5, 箴言 1:7, 箴言 1:8, 箴言 1:10, 箴言 1:13, 箴言 1:16, 箴言 1:19, 箴言 1:20–21, 箴言 1:24–25, 箴言 1:26, 箴言 1:28, 箴言 1:31, 箴言 1:33, 箴言 2:1, 箴言 2:3–4, 箴言 2:5, 箴言 2:7, 箴言 2:9, 箴言 2:11–13, 箴言 2:15, 箴言 2:17, 箴言 2:18, 箴言 2:20, 箴言 2:21, 箴言 2:22, 箴言 3:1–2, 箴言 3:3, 箴言 3:5, 箴言 3:7, 箴言 3:9, 箴言 3:12, 箴言 3:14, 箴言 3:17, 箴言 3:19, 箴言 3:21–22, 箴言 3:24, 箴言 3:25, 箴言 3:27, 箴言 3:29, 箴言 3:32, 箴言 3:34, 箴言 3:35, 箴言 4:1–2, 箴言 4:4, 箴言 4:6, 箴言 4:8–9, 箴言 4:11, 箴言 4:13, 箴言 4:14–15, 箴言 4:16, 箴言 4:18, 箴言 4:19, 箴言 4:23, 箴言 4:24, 箴言 4:25, 箴言 5:1, 箴言 5:4, 箴言 5:5, 箴言 5:8, 箴言 5:9, 箴言 5:11, 箴言 5:12, 箴言 5:15, 箴言 5:18, 箴言 5:19, 箴言 5:21, 箴言 5:22, 箴言 6:1–2, 箴言 6:3, 箴言 6:6, 箴言 6:8, 箴言 6:11, 箴言 6:12, 箴言 6:15, 箴言 6:16, 箴言 6:18, 箴言 6:19, 箴言 6:23, 箴言 6:26, 箴言 6:30, 箴言 6:32, 箴言 6:35, 箴言 7:1–2, 箴言 7:4–5, 箴言 7:6–7, 箴言 7:10, 箴言 7:12, 箴言 7:14, 箴言 7:15, 箴言 7:16–18, 箴言 7:19, 箴言 7:22, 箴言 7:23, 箴言 7:25, 箴言 7:27, 箴言 8:1–3, 箴言 8:4, 箴言 8:6–7, 箴言 8:11, 箴言 8:13, 箴言 8:15–16, 箴言 8:19, 箴言 8:21, 箴言 8:23, 箴言 8:26–27, 箴言 8:30, 箴言 8:31, 箴言 8:35, 箴言 8:36, 箴言 9:1, 箴言 9:3–4, 箴言 9:6, 箴言 9:7–8, 箴言 9:8, 箴言 9:10, 箴言 9:10 (#2), 箴言 9:13, 箴言 9:17, 箴言 9:18, 箴言 10:1, 箴言 10:3, 箴言 10:4, 箴言 10:6, 箴言 10:8, 箴言 10:12, 箴言 10:13, 箴言 10:17, 箴言 10:19, 箴言 10:22, 箴言 10:25, 箴言 10:26, 箴言 10:27, 箴言 10:29, 箴言 10:31, 箴言 11:2, 箴言 11:4, 箴言 11:6, 箴言 11:8, 箴言 11:9, 箴言 11:13, 箴言 11:15, 箴言 11:18, 箴言 11:20, 箴言 11:21, 箴言 11:24, 箴言 11:25, 箴言 11:28, 箴言 11:30, 箴言 11:31, 箴言 12:1, 箴言 12:2, 箴言 12:4, 箴言 12:5, 箴言 12:7, 箴言 12:10, 箴言 12:13, 箴言 12:15, 箴言 12:18, 箴言 12:20, 箴言 12:22, 箴言 12:24, 箴言 12:26, 箴言 12:28, 箴言 13:1, 箴言 13:3, 箴言 13:4, 箴言 13:7, 箴言 13:8, 箴言 13:10, 箴言 13:11, 箴言 13:14, 箴言 13:16, 箴言 13:18, 箴言 13:20, 箴言 13:22, 箴言 13:24, 箴言 13:25, 箴言 14:1, 箴言 14:2, 箴言 14:5, 箴言 14:7, 箴言 14:11, 箴言 14:11 (#2), 箴言 14:14, 箴言 14:16, 箴言 14:17, 箴言 14:19, 箴言 14:22, 箴言 14:23, 箴言 14:27, 箴言 14:29, 箴言 14:31, 箴言 14:34, 箴言 15:1, 箴言 15:3, 箴言 15:5, 箴言 15:8, 箴言 15:10, 箴言 15:13, 箴言 15:16, 箴言 15:18, 箴言 15:20, 箴言 15:22, 箴言 15:25, 箴言 15:28, 箴言 15:31, 箴言 15:33, 箴言 16:2, 箴言 16:4, 箴言 16:6, 箴言 16:9, 箴言 16:12, 箴言 16:14, 箴言 16:16, 箴言 16:18, 箴言 16:20, 箴言 16:23, 箴言 16:25, 箴言 16:28, 箴言 16:30, 箴言 16:31, 箴言 16:32, 箴言 16:33, 箴言 17:2, 箴言 17:4, 箴言 17:5, 箴言 17:8, 箴言 17:10, 箴言 17:12, 箴言 17:14, 箴言 17:15, 箴言 17:18, 箴言 17:20, 箴言 17:22, 箴言 17:25, 箴言 17:28, 箴言 18:2, 箴言 18:3, 箴言 18:6, 箴言 18:8, 箴言 18:10, 箴言 18:12, 箴言 18:14, 箴言 18:17, 箴言 18:19, 箴言 18:21, 箴言 18:23, 箴言 19:2, 箴言 19:5, 箴言 19:7, 箴言 19:8, 箴言 19:11, 箴言 19:13, 箴言 19:14, 箴言 19:17, 箴言 19:19, 箴言 19:20, 箴言 19:23, 箴言 19:24, 箴言 19:26, 箴言 19:28, 箴言 20:2, 箴言 20:3, 箴言 20:6, 箴言 20:9, 箴言 20:11, 箴言 20:13, 箴言 20:15, 箴言 20:17, 箴言 20:20, 箴言 20:22, 箴言 20:25, 箴言 20:28, 箴言 20:29, 箴言 21:1, 箴言 21:3, 箴言 21:6, 箴言 21:7, 箴言 21:10, 箴言 21:11, 箴言 21:14, 箴言 21:16, 箴言 21:19, 箴言 21:22, 箴言 21:24, 箴言 21:27, 箴言 21:30, 箴言 21:31, 箴言 22:2, 箴言 22:4, 箴言 22:6, 箴言 22:7, 箴言 22:10, 箴言 22:13, 箴言 22:14, 箴言 22:15, 箴言 22:19, 箴言 22:22, 箴言 22:23, 箴言 22:25, 箴言 22:27, 箴言 22:28, 箴言 23:1, 箴言 23:4, 箴言 23:5, 箴言 23:7, 箴言 23:9, 箴言 23:11, 箴言 23:13, 箴言 23:16, 箴言 23:20, 箴言 23:23, 箴言 23:26, 箴言 23:28, 箴言 23:29–30, 箴言 23:33, 箴言 23:35, 箴言 24:1, 箴言 24:3, 箴言 24:5, 箴言 24:8, 箴言 24:10, 箴言 24:12, 箴言 24:15, 箴言 24:17–18, 箴言 24:20, 箴言 24:21, 箴言 24:24, 箴言 24:26, 箴言 24:29, 箴言 24:30–31, 箴言 24:34, 箴言 25:1, 箴言 25:2, 箴言 25:5, 箴言 25:7, 箴言 25:7–8, 箴言 25:13, 箴言 25:15, 箴言 25:17, 箴言 25:19, 箴言 25:21, 箴言 25:22, 箴言 26:2, 箴言 26:4, 箴言 26:6, 箴言 26:10, 箴言 26:11, 箴言 26:14, 箴言 26:16, 箴言 26:19, 箴言 26:21, 箴言 26:24, 箴言 26:27, 箴言 26:28, 箴言 27:1, 箴言 27:3, 箴言 27:6, 箴言 27:7, 箴言 27:10, 箴言 27:12, 箴言 27:14, 箴言 27:15–16, 箴言 27:17, 箴言 27:20, 箴言 27:22, 箴言 27:24, 箴言 27:26, 箴言 28:1, 箴言 28:4, 箴言 28:6, 箴言 28:8, 箴言 28:10, 箴言 28:12, 箴言 28:13, 箴言 28:16, 箴言 28:17, 箴言 28:19, 箴言 28:22, 箴言 28:25, 箴言 28:27, 箴言 29:1, 箴言 29:3, 箴言 29:6, 箴言 29:8, 箴言 29:10, 箴言 29:11, 箴言 29:14, 箴言 29:17, 箴言 29:18, 箴言 29:20, 箴言 29:23, 箴言 29:25, 箴言 29:27, 箴言 30:1, 箴言 30:3, 箴言 30:6, 箴言 30:8, 箴言 30:9, 箴言 30:11–12, 箴言 30:14, 箴言 30:15–16, 箴言 30:19, 箴言 30:22, 箴言 30:27, 箴言 30:30, 箴言 30:32, 箴言 30:33, 箴言 31:1, 箴言 31:3, 箴言 31:5, 箴言 31:7, 箴言 31:9, 箴言 31:10, 箴言 31:12, 箴言 31:15, 箴言 31:17, 箴言 31:20, 箴言 31:23, 箴言 31:26, 箴言 31:28, 箴言 31:30</w:t>
       </w:r>
       <w:r>
         <w:rPr>

--- a/zht/docx/20.content.docx
+++ b/zht/docx/20.content.docx
@@ -123,19 +123,6 @@
           <w:lang w:val="zh_TW" w:bidi="zh_TW"/>
         </w:rPr>
         <w:t>PRO</w:t>
-      </w:r>
-      <w:r>
-        <w:rPr>
-          <w:lang w:val="zh_TW" w:bidi="zh_TW"/>
-        </w:rPr>
-      </w:r>
-    </w:p>
-    <w:p>
-      <w:pPr/>
-      <w:r>
-        <w:rPr>
-          <w:lang w:val="zh_TW" w:bidi="zh_TW"/>
-        </w:rPr>
       </w:r>
       <w:r>
         <w:rPr>

--- a/zht/docx/20.content.docx
+++ b/zht/docx/20.content.docx
@@ -19,7 +19,7 @@
         <w:rPr>
           <w:lang w:val="zh_TW" w:bidi="zh_TW"/>
         </w:rPr>
-        <w:t>Resource: 翻譯問題 (unfoldingWord)</w:t>
+        <w:t>Resource: unfoldingWord® Translation Questions</w:t>
       </w:r>
       <w:r>
         <w:rPr>
@@ -85,7 +85,7 @@
         <w:rPr>
           <w:lang w:val="zh_TW" w:bidi="zh_TW"/>
         </w:rPr>
-        <w:t>翻譯問題 (unfoldingWord)</w:t>
+        <w:t>unfoldingWord® Translation Questions</w:t>
       </w:r>
     </w:p>
     <w:p>
